--- a/facilitator-guide-coaching-conversation.docx
+++ b/facilitator-guide-coaching-conversation.docx
@@ -884,6 +884,162 @@
       </w:r>
       <w:r>
         <w:t xml:space="preserve"> when the topic is a change someone is going through.</w:t>
+      </w:r>
+    </w:p>
+    <w:p>
+      <w:pPr>
+        <w:pStyle w:val="Heading1"/>
+      </w:pPr>
+      <w:r>
+        <w:t xml:space="preserve">Recreate it in your whiteboard</w:t>
+      </w:r>
+    </w:p>
+    <w:p>
+      <w:pPr>
+        <w:pStyle w:val="Small"/>
+      </w:pPr>
+      <w:r>
+        <w:t xml:space="preserve">Paste this into your whiteboard's AI assistant (for example Miro AI or Atlassian Rovo) or a general assistant, to get an editable, native version of the board. Results vary by tool, so expect to tidy it up. For an exact copy, import the SVG as a locked background instead.</w:t>
+      </w:r>
+    </w:p>
+    <w:p>
+      <w:r>
+        <w:t xml:space="preserve">Create an editable whiteboard for “Coaching Conversation”, a workshop board.</w:t>
+      </w:r>
+    </w:p>
+    <w:p>
+      <w:r>
+        <w:t xml:space="preserve">Purpose: A simple structure for one-to-one coaching: agree the goal, explore reality and options, and commit to action.</w:t>
+      </w:r>
+    </w:p>
+    <w:p>
+      <w:r>
+        <w:t xml:space="preserve">Layout: a wide landscape board (about 16:11). Make one frame per section below, placed as described. In each frame, add the section name as a heading, then its content as short text labels or empty fields to fill in. Leave space in each frame for sticky notes. Use the header colour given. Keep the wording as written and don't add extra content.</w:t>
+      </w:r>
+    </w:p>
+    <w:p>
+      <w:r>
+        <w:t xml:space="preserve">Header fields to fill in: Coachee, Date</w:t>
+      </w:r>
+    </w:p>
+    <w:p>
+      <w:r>
+        <w:t xml:space="preserve">Sections:</w:t>
+      </w:r>
+    </w:p>
+    <w:p>
+      <w:r>
+        <w:t xml:space="preserve">1. Contract: top full width, about 100% wide and 15% tall; header colour slate grey.</w:t>
+      </w:r>
+    </w:p>
+    <w:p>
+      <w:r>
+        <w:t xml:space="preserve">   Subtitle: Agree this first</w:t>
+      </w:r>
+    </w:p>
+    <w:p>
+      <w:r>
+        <w:t xml:space="preserve">   Content: What do you want from this conversation? · Confidentiality agreed · Time:</w:t>
+      </w:r>
+    </w:p>
+    <w:p>
+      <w:r>
+        <w:t xml:space="preserve">2. Goal: middle left, about 25% wide and 60% tall.</w:t>
+      </w:r>
+    </w:p>
+    <w:p>
+      <w:r>
+        <w:t xml:space="preserve">   Subtitle: What do you want?</w:t>
+      </w:r>
+    </w:p>
+    <w:p>
+      <w:r>
+        <w:t xml:space="preserve">   Content: Questions to try: · What would you like to achieve? · What would success look like? · Why does this matter to you now? · How will you know you've got there? · Notes:</w:t>
+      </w:r>
+    </w:p>
+    <w:p>
+      <w:r>
+        <w:t xml:space="preserve">3. Reality: middle centre, about 25% wide and 60% tall; header colour blue.</w:t>
+      </w:r>
+    </w:p>
+    <w:p>
+      <w:r>
+        <w:t xml:space="preserve">   Subtitle: Where are you now?</w:t>
+      </w:r>
+    </w:p>
+    <w:p>
+      <w:r>
+        <w:t xml:space="preserve">   Content: Questions to try: · What's happening at the moment? · What have you tried so far? · What's getting in the way? · What's within your control? · Notes:</w:t>
+      </w:r>
+    </w:p>
+    <w:p>
+      <w:r>
+        <w:t xml:space="preserve">4. Options: middle centre, about 25% wide and 60% tall.</w:t>
+      </w:r>
+    </w:p>
+    <w:p>
+      <w:r>
+        <w:t xml:space="preserve">   Subtitle: What could you do?</w:t>
+      </w:r>
+    </w:p>
+    <w:p>
+      <w:r>
+        <w:t xml:space="preserve">   Content: Questions to try: · What could you do? · What else? And what else? · What would you advise a friend? · What if there were no limits? · Notes:</w:t>
+      </w:r>
+    </w:p>
+    <w:p>
+      <w:r>
+        <w:t xml:space="preserve">5. Will: middle right, about 25% wide and 60% tall; header colour orange.</w:t>
+      </w:r>
+    </w:p>
+    <w:p>
+      <w:r>
+        <w:t xml:space="preserve">   Subtitle: What will you do?</w:t>
+      </w:r>
+    </w:p>
+    <w:p>
+      <w:r>
+        <w:t xml:space="preserve">   Content: Questions to try: · Which option will you take? · What's the first step, and when? · What might stop you? · How committed are you, 1–10? · Notes:</w:t>
+      </w:r>
+    </w:p>
+    <w:p>
+      <w:r>
+        <w:t xml:space="preserve">6. Commitments: bottom left, about 65% wide and 20% tall; header colour dark green.</w:t>
+      </w:r>
+    </w:p>
+    <w:p>
+      <w:r>
+        <w:t xml:space="preserve">   Subtitle: In the coachee's words</w:t>
+      </w:r>
+    </w:p>
+    <w:p>
+      <w:r>
+        <w:t xml:space="preserve">   Content: Action: · By when: · Support needed:</w:t>
+      </w:r>
+    </w:p>
+    <w:p>
+      <w:r>
+        <w:t xml:space="preserve">7. Coach's Reflection: bottom right, about 35% wide and 20% tall; header colour amber.</w:t>
+      </w:r>
+    </w:p>
+    <w:p>
+      <w:r>
+        <w:t xml:space="preserve">   Subtitle: Afterwards</w:t>
+      </w:r>
+    </w:p>
+    <w:p>
+      <w:r>
+        <w:t xml:space="preserve">   Content: What I noticed: · Did I ask more than tell? · Follow up on:</w:t>
+      </w:r>
+    </w:p>
+    <w:p>
+      <w:r>
+        <w:t xml:space="preserve">Footer questions: “What do you want to be different by the end of this conversation?” “What's the smallest step you could take this week?”</w:t>
+      </w:r>
+    </w:p>
+    <w:p>
+      <w:r>
+        <w:t xml:space="preserve">Original board for reference: https://eparker71.github.io/agile-ways-of-working/coaching-conversation-board.html</w:t>
       </w:r>
     </w:p>
     <w:p>

--- a/facilitator-guide-coaching-conversation.docx
+++ b/facilitator-guide-coaching-conversation.docx
@@ -247,7 +247,7 @@
         </w:numPr>
       </w:pPr>
       <w:r>
-        <w:t xml:space="preserve">Print the canvas at A3, or use it on screen; the coachee can keep it afterwards</w:t>
+        <w:t xml:space="preserve">Print the canvas at A3 or 11×17, or use it on screen; the coachee can keep it afterwards</w:t>
       </w:r>
     </w:p>
     <w:p>
